--- a/klagomål/A 4056-2022 FSC-klagomål.docx
+++ b/klagomål/A 4056-2022 FSC-klagomål.docx
@@ -2113,7 +2113,7 @@
     <w:r>
       <w:tab/>
       <w:tab/>
-      <w:t>2026-09-14</w:t>
+      <w:t>2026-09-15</w:t>
       <w:br/>
       <w:br/>
     </w:r>

--- a/klagomål/A 4056-2022 FSC-klagomål.docx
+++ b/klagomål/A 4056-2022 FSC-klagomål.docx
@@ -2113,7 +2113,7 @@
     <w:r>
       <w:tab/>
       <w:tab/>
-      <w:t>2026-09-15</w:t>
+      <w:t>2026-09-16</w:t>
       <w:br/>
       <w:br/>
     </w:r>

--- a/klagomål/A 4056-2022 FSC-klagomål.docx
+++ b/klagomål/A 4056-2022 FSC-klagomål.docx
@@ -2113,7 +2113,7 @@
     <w:r>
       <w:tab/>
       <w:tab/>
-      <w:t>2026-09-16</w:t>
+      <w:t>2026-09-17</w:t>
       <w:br/>
       <w:br/>
     </w:r>

--- a/klagomål/A 4056-2022 FSC-klagomål.docx
+++ b/klagomål/A 4056-2022 FSC-klagomål.docx
@@ -2113,7 +2113,7 @@
     <w:r>
       <w:tab/>
       <w:tab/>
-      <w:t>2026-09-17</w:t>
+      <w:t>2026-09-18</w:t>
       <w:br/>
       <w:br/>
     </w:r>

--- a/klagomål/A 4056-2022 FSC-klagomål.docx
+++ b/klagomål/A 4056-2022 FSC-klagomål.docx
@@ -2113,7 +2113,7 @@
     <w:r>
       <w:tab/>
       <w:tab/>
-      <w:t>2026-09-18</w:t>
+      <w:t>2026-09-19</w:t>
       <w:br/>
       <w:br/>
     </w:r>

--- a/klagomål/A 4056-2022 FSC-klagomål.docx
+++ b/klagomål/A 4056-2022 FSC-klagomål.docx
@@ -2113,7 +2113,7 @@
     <w:r>
       <w:tab/>
       <w:tab/>
-      <w:t>2026-09-19</w:t>
+      <w:t>2026-09-21</w:t>
       <w:br/>
       <w:br/>
     </w:r>

--- a/klagomål/A 4056-2022 FSC-klagomål.docx
+++ b/klagomål/A 4056-2022 FSC-klagomål.docx
@@ -221,7 +221,7 @@
     </w:p>
     <w:p>
       <w:r>
-        <w:t>I och inom 23 meter från avverkningsanmälan finns fynd av 37 naturvårdsarter, varav 21 är rödlistade, 8 är fridlysta, 20 är typiska (T) och 11 är signalarter (S): bitter taggsvamp (EN), knölig taggsvamp (EN), koppartaggsvamp (EN), gränsticka (VU, T), knärot (VU, T, §8), laxporing (VU), skrovlig taggsvamp (VU), dropptaggsvamp (NT, T), entita (NT, T, §4), gransotdyna (NT), kandelabersvamp (NT, T), kötticka (NT), mindre hackspett (NT, T, §4), orange taggsvamp (NT, T), rosenticka (NT, T), rynkskinn (NT, T), skarp dropptaggsvamp (NT), svartöra (NT, T), såpfingersvamp (NT), tallticka (NT, T), ullticka (NT, T), blodticka (S, T), blomkålssvamp (S), blåmossa (S, T), brandticka (S), grovticka (S, T), gullgröppa (S), mindre märgborre (S, T), rödgul trumpetsvamp (S), smal svampklubba (S), svart trolldruva (S, T), trådticka (S, T), blåsippa (T, §9), spillkråka (T, §4), kungsfågel (§4), skogsduva (§4) och fläcknycklar (§8). Se Figur 1.</w:t>
+        <w:t>I och inom 23 meter från avverkningsanmälan finns fynd av 39 naturvårdsarter, varav 22 är rödlistade, 8 är fridlysta, 21 är typiska (T) och 12 är signalarter (S): bitter taggsvamp (EN), knölig taggsvamp (EN), koppartaggsvamp (EN), gränsticka (VU, T), knärot (VU, T, §8), laxporing (VU), skrovlig taggsvamp (VU), dropptaggsvamp (NT, T), entita (NT, T, §4), gransotdyna (NT), kandelabersvamp (NT, T), kötticka (NT), mindre hackspett (NT, T, §4), orange taggsvamp (NT, T), rosenticka (NT, T), rynkskinn (NT, T), skarp dropptaggsvamp (NT), svartöra (NT, T), såpfingersvamp (NT), tallkötticka (NT), tallticka (NT, T), ullticka (NT, T), blodticka (S, T), blomkålssvamp (S), blåmossa (S, T), brandticka (S), bronshjon (S, T), grovticka (S, T), gullgröppa (S), mindre märgborre (S, T), rödgul trumpetsvamp (S), smal svampklubba (S), svart trolldruva (S, T), trådticka (S, T), blåsippa (T, §9), spillkråka (T, §4), kungsfågel (§4), skogsduva (§4) och fläcknycklar (§8). Se Figur 1.</w:t>
       </w:r>
     </w:p>
     <w:p>
@@ -349,7 +349,7 @@
     </w:p>
     <w:p>
       <w:r>
-        <w:t>I det avverkningsanmälda området finns 15 fyndplatser för knärot registrerade på Artportalen. Figur 2 visar gränserna för buffertzoner på 50 m, som behöver lämnas kring fyndplatserna för att knärotslokalerna inte ska försvinna vid en avverkning. Av det avverkningsanmälda området överlappar 4.61 ha med buffertzonerna och får av detta skäl inte avverkas.</w:t>
+        <w:t>I det avverkningsanmälda området finns 16 fyndplatser för knärot registrerade på Artportalen. Figur 2 visar gränserna för buffertzoner på 50 m, som behöver lämnas kring fyndplatserna för att knärotslokalerna inte ska försvinna vid en avverkning. Av det avverkningsanmälda området överlappar 4.84 ha med buffertzonerna och får av detta skäl inte avverkas.</w:t>
       </w:r>
     </w:p>
     <w:p>
@@ -658,6 +658,26 @@
         <w:rPr>
           <w:b/>
         </w:rPr>
+        <w:t>Tallkötticka (NT)</w:t>
+      </w:r>
+      <w:r>
+        <w:t xml:space="preserve"> är tallens kötticka och har ofta ett mer resupinat växtsätt än den granlevande köttickan </w:t>
+      </w:r>
+      <w:r>
+        <w:rPr>
+          <w:i/>
+        </w:rPr>
+        <w:t>Leptoporus mollis</w:t>
+      </w:r>
+      <w:r>
+        <w:t>. Artens förekomstarea och utbredning i Sverige är inte känd, men utifrån de fynd som rapporteras av kötticka på tall verkar den vara mer ovanlig än den granlevande. Den totala populationen bedöms därför ha minskat under de senaste 30 åren och fortsätter att minska i takt med att kontinuitetsskogar (skogar som inte kalavverkats) minskar i areal, samtidigt som att lämpliga miljöer inte återskapas i samma takt. Minskningstakten för den svenska populationen bedöms vara nära gränsvärdet för Sårbar (VU). (A2c+3c+4c) (SLU Artdatabanken, 2024; Nitare &amp; Skogsstyrelsen, 2019).</w:t>
+      </w:r>
+    </w:p>
+    <w:p>
+      <w:r>
+        <w:rPr>
+          <w:b/>
+        </w:rPr>
         <w:t xml:space="preserve">Tallticka (NT) </w:t>
       </w:r>
       <w:r>
@@ -807,6 +827,26 @@
       </w:r>
       <w:r>
         <w:t>förekommer främst i olikåldrig fuktig granskog med mycket död ved, ofta i kärrkanter eller vid bäckar på lokaler med hög luftfuktighet. Växer huvudsakligen på grova granlågor, någon enstaka gång på tall, asp eller björk, och verkar knuten till ved som först rötats av klibbticka. Arten var tidigare rödlistad men en sentida ökning, bland annat i barkborreangripna granplanteringar i sydligaste Skandinavien har förändrat hotbilden. Populationen i landet kan påverkas negativt av kalavverkning och ett skogsbruk som innebär att mängden grova granlågor minskar. Även dikning och gallring som leder till ett torrare mikroklimat på växtplatserna kan ha negativ inverkan. För att säkerställa en gynnsam bevarandestatus på sikt bör områdesskydd av artens livsmiljöer upprättas på ett sätt som tryggar livskraftiga populationer på landskapsnivå. Vid skogsbruk bör grov död ved och skyddszoner vid kärr och vattendrag lämnas, och träd tillåtas åldras och dö på ett sätt som skapar kontinuerlig tillgång på livsmiljöer (SLU Artdatabanken, 2025).</w:t>
+      </w:r>
+    </w:p>
+    <w:p>
+      <w:r>
+        <w:rPr>
+          <w:b/>
+        </w:rPr>
+        <w:t>Bronshjon</w:t>
+      </w:r>
+      <w:r>
+        <w:t xml:space="preserve"> är en skalbagge vars larvutveckling sker under grov bark på stammar av döda eller döende barrträd, främst gran, i mindre omfattning tall. Arten är knuten till äldre, naturskogslik granskog med inslag av torkande träd. Bronshjon är typisk art för </w:t>
+      </w:r>
+      <w:r>
+        <w:rPr>
+          <w:i/>
+        </w:rPr>
+        <w:t>9010 Taiga</w:t>
+      </w:r>
+      <w:r>
+        <w:t xml:space="preserve"> (SLU Artdatabanken, 2025).</w:t>
       </w:r>
     </w:p>
     <w:p>
@@ -1108,7 +1148,7 @@
         <w:rPr>
           <w:i/>
         </w:rPr>
-        <w:t>I det avverkningsanmälda skogsområdet har 32 rödlistade arter och signalarter påträffats. Detta ska jämföras med Skogsstyrelsens uppföljning 2017 av nyckelbiotoper som visade att man i genomsnitt hittar 20,6 olika rödlistade arter och signalarter i en nyckelbiotop (Wijk, S. 2017. Biologisk mångfald i nyckelbiotoper – Resultat från inventeringen “Uppföljning biologisk mångfald” 2009–2015. Rapport 4/2017 Skogsstyrelsen, Jönköping).</w:t>
+        <w:t>I det avverkningsanmälda skogsområdet har 34 rödlistade arter och signalarter påträffats. Detta ska jämföras med Skogsstyrelsens uppföljning 2017 av nyckelbiotoper som visade att man i genomsnitt hittar 20,6 olika rödlistade arter och signalarter i en nyckelbiotop (Wijk, S. 2017. Biologisk mångfald i nyckelbiotoper – Resultat från inventeringen “Uppföljning biologisk mångfald” 2009–2015. Rapport 4/2017 Skogsstyrelsen, Jönköping).</w:t>
       </w:r>
     </w:p>
     <w:p>
@@ -1137,7 +1177,7 @@
         <w:rPr>
           <w:i/>
         </w:rPr>
-        <w:t>I det avverkningsanmälda skogsområdet har 37 naturvårdsarter varav 21 rödlistade arter sina livsmiljöer och växtplatser.</w:t>
+        <w:t>I det avverkningsanmälda skogsområdet har 39 naturvårdsarter varav 22 rödlistade arter sina livsmiljöer och växtplatser.</w:t>
       </w:r>
     </w:p>
     <w:p>
@@ -2113,7 +2153,7 @@
     <w:r>
       <w:tab/>
       <w:tab/>
-      <w:t>2026-09-21</w:t>
+      <w:t>2026-09-23</w:t>
       <w:br/>
       <w:br/>
     </w:r>

--- a/klagomål/A 4056-2022 FSC-klagomål.docx
+++ b/klagomål/A 4056-2022 FSC-klagomål.docx
@@ -2153,7 +2153,7 @@
     <w:r>
       <w:tab/>
       <w:tab/>
-      <w:t>2026-09-23</w:t>
+      <w:t>2026-09-24</w:t>
       <w:br/>
       <w:br/>
     </w:r>

--- a/klagomål/A 4056-2022 FSC-klagomål.docx
+++ b/klagomål/A 4056-2022 FSC-klagomål.docx
@@ -2153,7 +2153,7 @@
     <w:r>
       <w:tab/>
       <w:tab/>
-      <w:t>2026-09-24</w:t>
+      <w:t>2026-09-25</w:t>
       <w:br/>
       <w:br/>
     </w:r>

--- a/klagomål/A 4056-2022 FSC-klagomål.docx
+++ b/klagomål/A 4056-2022 FSC-klagomål.docx
@@ -2153,7 +2153,7 @@
     <w:r>
       <w:tab/>
       <w:tab/>
-      <w:t>2026-09-25</w:t>
+      <w:t>2026-09-26</w:t>
       <w:br/>
       <w:br/>
     </w:r>

--- a/klagomål/A 4056-2022 FSC-klagomål.docx
+++ b/klagomål/A 4056-2022 FSC-klagomål.docx
@@ -2153,7 +2153,7 @@
     <w:r>
       <w:tab/>
       <w:tab/>
-      <w:t>2026-09-26</w:t>
+      <w:t>2026-09-27</w:t>
       <w:br/>
       <w:br/>
     </w:r>

--- a/klagomål/A 4056-2022 FSC-klagomål.docx
+++ b/klagomål/A 4056-2022 FSC-klagomål.docx
@@ -2153,7 +2153,7 @@
     <w:r>
       <w:tab/>
       <w:tab/>
-      <w:t>2026-09-27</w:t>
+      <w:t>2026-09-28</w:t>
       <w:br/>
       <w:br/>
     </w:r>

--- a/klagomål/A 4056-2022 FSC-klagomål.docx
+++ b/klagomål/A 4056-2022 FSC-klagomål.docx
@@ -2153,7 +2153,7 @@
     <w:r>
       <w:tab/>
       <w:tab/>
-      <w:t>2026-09-28</w:t>
+      <w:t>2026-09-29</w:t>
       <w:br/>
       <w:br/>
     </w:r>

--- a/klagomål/A 4056-2022 FSC-klagomål.docx
+++ b/klagomål/A 4056-2022 FSC-klagomål.docx
@@ -2153,7 +2153,7 @@
     <w:r>
       <w:tab/>
       <w:tab/>
-      <w:t>2026-09-29</w:t>
+      <w:t>2026-09-30</w:t>
       <w:br/>
       <w:br/>
     </w:r>

--- a/klagomål/A 4056-2022 FSC-klagomål.docx
+++ b/klagomål/A 4056-2022 FSC-klagomål.docx
@@ -2153,7 +2153,7 @@
     <w:r>
       <w:tab/>
       <w:tab/>
-      <w:t>2026-09-30</w:t>
+      <w:t>2026-10-01</w:t>
       <w:br/>
       <w:br/>
     </w:r>

--- a/klagomål/A 4056-2022 FSC-klagomål.docx
+++ b/klagomål/A 4056-2022 FSC-klagomål.docx
@@ -2153,7 +2153,7 @@
     <w:r>
       <w:tab/>
       <w:tab/>
-      <w:t>2026-10-01</w:t>
+      <w:t>2026-10-02</w:t>
       <w:br/>
       <w:br/>
     </w:r>

--- a/klagomål/A 4056-2022 FSC-klagomål.docx
+++ b/klagomål/A 4056-2022 FSC-klagomål.docx
@@ -2153,7 +2153,7 @@
     <w:r>
       <w:tab/>
       <w:tab/>
-      <w:t>2026-10-02</w:t>
+      <w:t>2026-10-03</w:t>
       <w:br/>
       <w:br/>
     </w:r>

--- a/klagomål/A 4056-2022 FSC-klagomål.docx
+++ b/klagomål/A 4056-2022 FSC-klagomål.docx
@@ -2153,7 +2153,7 @@
     <w:r>
       <w:tab/>
       <w:tab/>
-      <w:t>2026-10-03</w:t>
+      <w:t>2026-10-04</w:t>
       <w:br/>
       <w:br/>
     </w:r>

--- a/klagomål/A 4056-2022 FSC-klagomål.docx
+++ b/klagomål/A 4056-2022 FSC-klagomål.docx
@@ -2153,7 +2153,7 @@
     <w:r>
       <w:tab/>
       <w:tab/>
-      <w:t>2026-10-04</w:t>
+      <w:t>2026-10-05</w:t>
       <w:br/>
       <w:br/>
     </w:r>

--- a/klagomål/A 4056-2022 FSC-klagomål.docx
+++ b/klagomål/A 4056-2022 FSC-klagomål.docx
@@ -2153,7 +2153,7 @@
     <w:r>
       <w:tab/>
       <w:tab/>
-      <w:t>2026-10-05</w:t>
+      <w:t>2026-10-06</w:t>
       <w:br/>
       <w:br/>
     </w:r>

--- a/klagomål/A 4056-2022 FSC-klagomål.docx
+++ b/klagomål/A 4056-2022 FSC-klagomål.docx
@@ -2153,7 +2153,7 @@
     <w:r>
       <w:tab/>
       <w:tab/>
-      <w:t>2026-10-06</w:t>
+      <w:t>2026-10-07</w:t>
       <w:br/>
       <w:br/>
     </w:r>

--- a/klagomål/A 4056-2022 FSC-klagomål.docx
+++ b/klagomål/A 4056-2022 FSC-klagomål.docx
@@ -349,7 +349,7 @@
     </w:p>
     <w:p>
       <w:r>
-        <w:t>I det avverkningsanmälda området finns 16 fyndplatser för knärot registrerade på Artportalen. Figur 2 visar gränserna för buffertzoner på 50 m, som behöver lämnas kring fyndplatserna för att knärotslokalerna inte ska försvinna vid en avverkning. Av det avverkningsanmälda området överlappar 4.84 ha med buffertzonerna och får av detta skäl inte avverkas.</w:t>
+        <w:t>I det avverkningsanmälda området finns 18 fyndplatser för knärot registrerade på Artportalen. Figur 2 visar gränserna för buffertzoner på 50 m, som behöver lämnas kring fyndplatserna för att knärotslokalerna inte ska försvinna vid en avverkning. Av det avverkningsanmälda området överlappar 4.84 ha med buffertzonerna och får av detta skäl inte avverkas.</w:t>
       </w:r>
     </w:p>
     <w:p>
@@ -2153,7 +2153,7 @@
     <w:r>
       <w:tab/>
       <w:tab/>
-      <w:t>2026-10-07</w:t>
+      <w:t>2026-10-08</w:t>
       <w:br/>
       <w:br/>
     </w:r>

--- a/klagomål/A 4056-2022 FSC-klagomål.docx
+++ b/klagomål/A 4056-2022 FSC-klagomål.docx
@@ -2153,7 +2153,7 @@
     <w:r>
       <w:tab/>
       <w:tab/>
-      <w:t>2026-10-08</w:t>
+      <w:t>2026-10-09</w:t>
       <w:br/>
       <w:br/>
     </w:r>

--- a/klagomål/A 4056-2022 FSC-klagomål.docx
+++ b/klagomål/A 4056-2022 FSC-klagomål.docx
@@ -2153,7 +2153,7 @@
     <w:r>
       <w:tab/>
       <w:tab/>
-      <w:t>2026-10-09</w:t>
+      <w:t>2026-10-10</w:t>
       <w:br/>
       <w:br/>
     </w:r>

--- a/klagomål/A 4056-2022 FSC-klagomål.docx
+++ b/klagomål/A 4056-2022 FSC-klagomål.docx
@@ -2153,7 +2153,7 @@
     <w:r>
       <w:tab/>
       <w:tab/>
-      <w:t>2026-10-10</w:t>
+      <w:t>2026-10-11</w:t>
       <w:br/>
       <w:br/>
     </w:r>

--- a/klagomål/A 4056-2022 FSC-klagomål.docx
+++ b/klagomål/A 4056-2022 FSC-klagomål.docx
@@ -2153,7 +2153,7 @@
     <w:r>
       <w:tab/>
       <w:tab/>
-      <w:t>2026-10-11</w:t>
+      <w:t>2026-10-12</w:t>
       <w:br/>
       <w:br/>
     </w:r>

--- a/klagomål/A 4056-2022 FSC-klagomål.docx
+++ b/klagomål/A 4056-2022 FSC-klagomål.docx
@@ -2153,7 +2153,7 @@
     <w:r>
       <w:tab/>
       <w:tab/>
-      <w:t>2026-10-12</w:t>
+      <w:t>2026-10-13</w:t>
       <w:br/>
       <w:br/>
     </w:r>

--- a/klagomål/A 4056-2022 FSC-klagomål.docx
+++ b/klagomål/A 4056-2022 FSC-klagomål.docx
@@ -2153,7 +2153,7 @@
     <w:r>
       <w:tab/>
       <w:tab/>
-      <w:t>2026-10-13</w:t>
+      <w:t>2026-10-14</w:t>
       <w:br/>
       <w:br/>
     </w:r>

--- a/klagomål/A 4056-2022 FSC-klagomål.docx
+++ b/klagomål/A 4056-2022 FSC-klagomål.docx
@@ -2153,7 +2153,7 @@
     <w:r>
       <w:tab/>
       <w:tab/>
-      <w:t>2026-10-14</w:t>
+      <w:t>2026-10-15</w:t>
       <w:br/>
       <w:br/>
     </w:r>

--- a/klagomål/A 4056-2022 FSC-klagomål.docx
+++ b/klagomål/A 4056-2022 FSC-klagomål.docx
@@ -2153,7 +2153,7 @@
     <w:r>
       <w:tab/>
       <w:tab/>
-      <w:t>2026-10-15</w:t>
+      <w:t>2026-10-16</w:t>
       <w:br/>
       <w:br/>
     </w:r>

--- a/klagomål/A 4056-2022 FSC-klagomål.docx
+++ b/klagomål/A 4056-2022 FSC-klagomål.docx
@@ -2153,7 +2153,7 @@
     <w:r>
       <w:tab/>
       <w:tab/>
-      <w:t>2026-10-16</w:t>
+      <w:t>2026-10-17</w:t>
       <w:br/>
       <w:br/>
     </w:r>

--- a/klagomål/A 4056-2022 FSC-klagomål.docx
+++ b/klagomål/A 4056-2022 FSC-klagomål.docx
@@ -2153,7 +2153,7 @@
     <w:r>
       <w:tab/>
       <w:tab/>
-      <w:t>2026-10-17</w:t>
+      <w:t>2026-10-18</w:t>
       <w:br/>
       <w:br/>
     </w:r>

--- a/klagomål/A 4056-2022 FSC-klagomål.docx
+++ b/klagomål/A 4056-2022 FSC-klagomål.docx
@@ -2153,7 +2153,7 @@
     <w:r>
       <w:tab/>
       <w:tab/>
-      <w:t>2026-10-18</w:t>
+      <w:t>2026-10-19</w:t>
       <w:br/>
       <w:br/>
     </w:r>

--- a/klagomål/A 4056-2022 FSC-klagomål.docx
+++ b/klagomål/A 4056-2022 FSC-klagomål.docx
@@ -221,7 +221,7 @@
     </w:p>
     <w:p>
       <w:r>
-        <w:t>I och inom 23 meter från avverkningsanmälan finns fynd av 39 naturvårdsarter, varav 22 är rödlistade, 8 är fridlysta, 21 är typiska (T) och 12 är signalarter (S): bitter taggsvamp (EN), knölig taggsvamp (EN), koppartaggsvamp (EN), gränsticka (VU, T), knärot (VU, T, §8), laxporing (VU), skrovlig taggsvamp (VU), dropptaggsvamp (NT, T), entita (NT, T, §4), gransotdyna (NT), kandelabersvamp (NT, T), kötticka (NT), mindre hackspett (NT, T, §4), orange taggsvamp (NT, T), rosenticka (NT, T), rynkskinn (NT, T), skarp dropptaggsvamp (NT), svartöra (NT, T), såpfingersvamp (NT), tallkötticka (NT), tallticka (NT, T), ullticka (NT, T), blodticka (S, T), blomkålssvamp (S), blåmossa (S, T), brandticka (S), bronshjon (S, T), grovticka (S, T), gullgröppa (S), mindre märgborre (S, T), rödgul trumpetsvamp (S), smal svampklubba (S), svart trolldruva (S, T), trådticka (S, T), blåsippa (T, §9), spillkråka (T, §4), kungsfågel (§4), skogsduva (§4) och fläcknycklar (§8). Se Figur 1.</w:t>
+        <w:t>I och inom 23 meter från avverkningsanmälan finns fynd av 41 naturvårdsarter, varav 22 är rödlistade, 8 är fridlysta, 23 är typiska (T) och 14 är signalarter (S): bitter taggsvamp (EN), knölig taggsvamp (EN), koppartaggsvamp (EN), gränsticka (VU, T), knärot (VU, T, §8), laxporing (VU), skrovlig taggsvamp (VU), dropptaggsvamp (NT, T), entita (NT, T, §4), gransotdyna (NT), kandelabersvamp (NT, T), kötticka (NT), mindre hackspett (NT, T, §4), orange taggsvamp (NT, T), rosenticka (NT, T), rynkskinn (NT, T), skarp dropptaggsvamp (NT), svartöra (NT, T), såpfingersvamp (NT), tallkötticka (NT), tallticka (NT, T), ullticka (NT, T), blodticka (S, T), blomkålssvamp (S), blåmossa (S, T), brandticka (S), bronshjon (S, T), granbarkgnagare (S, T), grovticka (S, T), gullgröppa (S), korallblylav (S, T), mindre märgborre (S, T), rödgul trumpetsvamp (S), smal svampklubba (S), svart trolldruva (S, T), trådticka (S, T), blåsippa (T, §9), spillkråka (T, §4), kungsfågel (§4), skogsduva (§4) och fläcknycklar (§8). Se Figur 1.</w:t>
       </w:r>
     </w:p>
     <w:p>
@@ -349,7 +349,7 @@
     </w:p>
     <w:p>
       <w:r>
-        <w:t>I det avverkningsanmälda området finns 18 fyndplatser för knärot registrerade på Artportalen. Figur 2 visar gränserna för buffertzoner på 50 m, som behöver lämnas kring fyndplatserna för att knärotslokalerna inte ska försvinna vid en avverkning. Av det avverkningsanmälda området överlappar 4.84 ha med buffertzonerna och får av detta skäl inte avverkas.</w:t>
+        <w:t>I det avverkningsanmälda området finns 19 fyndplatser för knärot registrerade på Artportalen. Figur 2 visar gränserna för buffertzoner på 50 m, som behöver lämnas kring fyndplatserna för att knärotslokalerna inte ska försvinna vid en avverkning. Av det avverkningsanmälda området överlappar 5.31 ha med buffertzonerna och får av detta skäl inte avverkas.</w:t>
       </w:r>
     </w:p>
     <w:p>
@@ -854,6 +854,26 @@
         <w:rPr>
           <w:b/>
         </w:rPr>
+        <w:t xml:space="preserve">Granbarkgnagare </w:t>
+      </w:r>
+      <w:r>
+        <w:t xml:space="preserve">är en skalbagge vars larvutveckling sker i den tjocka ytterbarken på gamla och mycket grova levande granar. Man lägger lätt märke till angreppen på träden eftersom flera grova kläckhål ligger ganska tätt intill varandra på de grövre barkåsarna. Kläckhålen är runda och ca 1,5 mm breda. Granbarkgnagare är typisk art för </w:t>
+      </w:r>
+      <w:r>
+        <w:rPr>
+          <w:i/>
+        </w:rPr>
+        <w:t xml:space="preserve">9010 Taiga </w:t>
+      </w:r>
+      <w:r>
+        <w:t>(Ehnström, 2002; SLU Artdatabanken, 2025).</w:t>
+      </w:r>
+    </w:p>
+    <w:p>
+      <w:r>
+        <w:rPr>
+          <w:b/>
+        </w:rPr>
         <w:t>Grovticka</w:t>
       </w:r>
       <w:r>
@@ -867,6 +887,35 @@
       </w:r>
       <w:r>
         <w:t>(Nitare &amp; Skogsstyrelsen, 2019; SLU Artdatabanken, 2025).</w:t>
+      </w:r>
+    </w:p>
+    <w:p>
+      <w:r>
+        <w:rPr>
+          <w:b/>
+        </w:rPr>
+        <w:t>Korallblylav</w:t>
+      </w:r>
+      <w:r>
+        <w:t xml:space="preserve"> växer på bark av asp, ask, rönn, sälg, bok och lönn och signalerar överallt skogsbestånd med höga naturvärden och den följs nästan alltid av andra ovanliga och rödlistade arter. Den indikerar hög och jämn luftfuktighet och växer främst i områden med lång skoglig kontinuitet där det funnits ett ständigt inslag av gamla lövträd. Korallblylav är typisk art för </w:t>
+      </w:r>
+      <w:r>
+        <w:rPr>
+          <w:i/>
+        </w:rPr>
+        <w:t xml:space="preserve">9020 Nordlig ädellövskog, 9070 Trädklädd betesmark, 9160 Näringsrik ekskog, 9180 Ädellövskog i branter </w:t>
+      </w:r>
+      <w:r>
+        <w:t>och</w:t>
+      </w:r>
+      <w:r>
+        <w:rPr>
+          <w:i/>
+        </w:rPr>
+        <w:t xml:space="preserve"> 9190 Näringsfattig ekskog</w:t>
+      </w:r>
+      <w:r>
+        <w:t xml:space="preserve"> (SLU Artdatabanken, 2024; Nitare &amp; Skogsstyrelsen, 2019).</w:t>
       </w:r>
     </w:p>
     <w:p>
@@ -1148,7 +1197,7 @@
         <w:rPr>
           <w:i/>
         </w:rPr>
-        <w:t>I det avverkningsanmälda skogsområdet har 34 rödlistade arter och signalarter påträffats. Detta ska jämföras med Skogsstyrelsens uppföljning 2017 av nyckelbiotoper som visade att man i genomsnitt hittar 20,6 olika rödlistade arter och signalarter i en nyckelbiotop (Wijk, S. 2017. Biologisk mångfald i nyckelbiotoper – Resultat från inventeringen “Uppföljning biologisk mångfald” 2009–2015. Rapport 4/2017 Skogsstyrelsen, Jönköping).</w:t>
+        <w:t>I det avverkningsanmälda skogsområdet har 36 rödlistade arter och signalarter påträffats. Detta ska jämföras med Skogsstyrelsens uppföljning 2017 av nyckelbiotoper som visade att man i genomsnitt hittar 20,6 olika rödlistade arter och signalarter i en nyckelbiotop (Wijk, S. 2017. Biologisk mångfald i nyckelbiotoper – Resultat från inventeringen “Uppföljning biologisk mångfald” 2009–2015. Rapport 4/2017 Skogsstyrelsen, Jönköping).</w:t>
       </w:r>
     </w:p>
     <w:p>
@@ -1177,7 +1226,7 @@
         <w:rPr>
           <w:i/>
         </w:rPr>
-        <w:t>I det avverkningsanmälda skogsområdet har 39 naturvårdsarter varav 22 rödlistade arter sina livsmiljöer och växtplatser.</w:t>
+        <w:t>I det avverkningsanmälda skogsområdet har 41 naturvårdsarter varav 22 rödlistade arter sina livsmiljöer och växtplatser.</w:t>
       </w:r>
     </w:p>
     <w:p>
@@ -2153,7 +2202,7 @@
     <w:r>
       <w:tab/>
       <w:tab/>
-      <w:t>2026-10-19</w:t>
+      <w:t>2026-10-20</w:t>
       <w:br/>
       <w:br/>
     </w:r>

--- a/klagomål/A 4056-2022 FSC-klagomål.docx
+++ b/klagomål/A 4056-2022 FSC-klagomål.docx
@@ -2202,7 +2202,7 @@
     <w:r>
       <w:tab/>
       <w:tab/>
-      <w:t>2026-10-20</w:t>
+      <w:t>2026-10-21</w:t>
       <w:br/>
       <w:br/>
     </w:r>

--- a/klagomål/A 4056-2022 FSC-klagomål.docx
+++ b/klagomål/A 4056-2022 FSC-klagomål.docx
@@ -2202,7 +2202,7 @@
     <w:r>
       <w:tab/>
       <w:tab/>
-      <w:t>2026-10-21</w:t>
+      <w:t>2026-10-22</w:t>
       <w:br/>
       <w:br/>
     </w:r>

--- a/klagomål/A 4056-2022 FSC-klagomål.docx
+++ b/klagomål/A 4056-2022 FSC-klagomål.docx
@@ -2202,7 +2202,7 @@
     <w:r>
       <w:tab/>
       <w:tab/>
-      <w:t>2026-10-22</w:t>
+      <w:t>2026-10-23</w:t>
       <w:br/>
       <w:br/>
     </w:r>

--- a/klagomål/A 4056-2022 FSC-klagomål.docx
+++ b/klagomål/A 4056-2022 FSC-klagomål.docx
@@ -2202,7 +2202,7 @@
     <w:r>
       <w:tab/>
       <w:tab/>
-      <w:t>2026-10-23</w:t>
+      <w:t>2026-10-24</w:t>
       <w:br/>
       <w:br/>
     </w:r>

--- a/klagomål/A 4056-2022 FSC-klagomål.docx
+++ b/klagomål/A 4056-2022 FSC-klagomål.docx
@@ -2202,7 +2202,7 @@
     <w:r>
       <w:tab/>
       <w:tab/>
-      <w:t>2026-10-24</w:t>
+      <w:t>2026-10-25</w:t>
       <w:br/>
       <w:br/>
     </w:r>

--- a/klagomål/A 4056-2022 FSC-klagomål.docx
+++ b/klagomål/A 4056-2022 FSC-klagomål.docx
@@ -2202,7 +2202,7 @@
     <w:r>
       <w:tab/>
       <w:tab/>
-      <w:t>2026-10-25</w:t>
+      <w:t>2026-10-26</w:t>
       <w:br/>
       <w:br/>
     </w:r>

--- a/klagomål/A 4056-2022 FSC-klagomål.docx
+++ b/klagomål/A 4056-2022 FSC-klagomål.docx
@@ -2202,7 +2202,7 @@
     <w:r>
       <w:tab/>
       <w:tab/>
-      <w:t>2026-10-26</w:t>
+      <w:t>2026-10-27</w:t>
       <w:br/>
       <w:br/>
     </w:r>

--- a/klagomål/A 4056-2022 FSC-klagomål.docx
+++ b/klagomål/A 4056-2022 FSC-klagomål.docx
@@ -2202,7 +2202,7 @@
     <w:r>
       <w:tab/>
       <w:tab/>
-      <w:t>2026-10-27</w:t>
+      <w:t>2026-10-28</w:t>
       <w:br/>
       <w:br/>
     </w:r>

--- a/klagomål/A 4056-2022 FSC-klagomål.docx
+++ b/klagomål/A 4056-2022 FSC-klagomål.docx
@@ -2202,7 +2202,7 @@
     <w:r>
       <w:tab/>
       <w:tab/>
-      <w:t>2026-10-28</w:t>
+      <w:t>2026-10-29</w:t>
       <w:br/>
       <w:br/>
     </w:r>

--- a/klagomål/A 4056-2022 FSC-klagomål.docx
+++ b/klagomål/A 4056-2022 FSC-klagomål.docx
@@ -2202,7 +2202,7 @@
     <w:r>
       <w:tab/>
       <w:tab/>
-      <w:t>2026-10-29</w:t>
+      <w:t>2026-10-31</w:t>
       <w:br/>
       <w:br/>
     </w:r>
